--- a/Rev2.docx
+++ b/Rev2.docx
@@ -7,7 +7,7 @@
         <w:pStyle w:val="Date"/>
       </w:pPr>
       <w:r>
-        <w:t xml:space="preserve">August 27, 2026</w:t>
+        <w:t xml:space="preserve">August 29, 2026</w:t>
       </w:r>
     </w:p>
     <w:p>
@@ -4079,7 +4079,7 @@
         <w:t xml:space="preserve"> </w:t>
       </w:r>
       <w:r>
-        <w:t xml:space="preserve">0.97) using the mentioned relation:</w:t>
+        <w:t xml:space="preserve">0.99) using the mentioned relation:</w:t>
       </w:r>
       <w:r>
         <w:t xml:space="preserve"> </w:t>
@@ -4175,7 +4175,7 @@
         </m:r>
       </m:oMath>
       <w:r>
-        <w:t xml:space="preserve"> points (e.g., 2.77 seconds for 100,000 points), knowing the time</w:t>
+        <w:t xml:space="preserve"> points (e.g., 2.57 seconds for 100,000 points), knowing the time</w:t>
       </w:r>
       <w:r>
         <w:t xml:space="preserve"> </w:t>
@@ -4235,7 +4235,7 @@
         <w:t xml:space="preserve"> </w:t>
       </w:r>
       <w:r>
-        <w:t xml:space="preserve">is the power relation (here: 1.5).</w:t>
+        <w:t xml:space="preserve">is the power relation (here: 1.6).</w:t>
       </w:r>
     </w:p>
     <w:p>
@@ -4479,13 +4479,13 @@
         <w:t xml:space="preserve"> </w:t>
       </w:r>
       <w:r>
-        <w:t xml:space="preserve">For a set of five million points, the power law predicts around 12 minutes of computing time.</w:t>
-      </w:r>
-      <w:r>
-        <w:t xml:space="preserve"> </w:t>
-      </w:r>
-      <w:r>
-        <w:t xml:space="preserve">Accordingly, 1,000 simulations would take around 8 days.</w:t>
+        <w:t xml:space="preserve">For a set of five million points, the power law predicts around 18 minutes of computing time.</w:t>
+      </w:r>
+      <w:r>
+        <w:t xml:space="preserve"> </w:t>
+      </w:r>
+      <w:r>
+        <w:t xml:space="preserve">Accordingly, 1,000 simulations would take around 12 days.</w:t>
       </w:r>
     </w:p>
     <w:p>
